--- a/docs/GOOGLE-BUSINESS-PROFILES.docx
+++ b/docs/GOOGLE-BUSINESS-PROFILES.docx
@@ -358,7 +358,7 @@
         <w:rPr>
           <w:rStyle w:val="VerbatimChar"/>
         </w:rPr>
-        <w:t xml:space="preserve">AlerteMarché est la première plateforme de veille automatisée des appels d'offres et marchés publics au Bénin. Nous collectons 24h/24 les opportunités depuis les sources officielles (ARMP, DNCMP, marchés-publics.bj) et les envoyons par e-mail aux entreprises concernées.</w:t>
+        <w:t xml:space="preserve">Appels d'offres Bénin — AlerteMarché centralise tous les marchés publics du Bénin (Cotonou, Porto-Novo, Parakou). Recevez par e-mail les appels d'offres correspondant à votre secteur, dès leur publication sur l'ARMP Bénin, DNCMP et marches-publics.bj.</w:t>
       </w:r>
       <w:r>
         <w:br/>
@@ -370,7 +370,7 @@
         <w:rPr>
           <w:rStyle w:val="VerbatimChar"/>
         </w:rPr>
-        <w:t xml:space="preserve">✅ Alertes e-mail personnalisées en temps réel</w:t>
+        <w:t xml:space="preserve">✅ Alertes appels d'offres Bénin en temps réel</w:t>
       </w:r>
       <w:r>
         <w:br/>
@@ -379,7 +379,7 @@
         <w:rPr>
           <w:rStyle w:val="VerbatimChar"/>
         </w:rPr>
-        <w:t xml:space="preserve">✅ Marchés publics + marchés privés (PNUD, Banque Mondiale, ONG)</w:t>
+        <w:t xml:space="preserve">✅ Marchés publics + privés (PNUD, Banque Mondiale, BAD, ONG)</w:t>
       </w:r>
       <w:r>
         <w:br/>
@@ -388,7 +388,7 @@
         <w:rPr>
           <w:rStyle w:val="VerbatimChar"/>
         </w:rPr>
-        <w:t xml:space="preserve">✅ Résumés IA de chaque appel d'offres</w:t>
+        <w:t xml:space="preserve">✅ Veille automatique 24h/24</w:t>
       </w:r>
       <w:r>
         <w:br/>
@@ -397,19 +397,28 @@
         <w:rPr>
           <w:rStyle w:val="VerbatimChar"/>
         </w:rPr>
-        <w:t xml:space="preserve">✅ Redirection vers les documents officiels (DAO)</w:t>
+        <w:t xml:space="preserve">✅ Résumés IA pour gagner du temps</w:t>
       </w:r>
       <w:r>
         <w:br/>
       </w:r>
       <w:r>
+        <w:rPr>
+          <w:rStyle w:val="VerbatimChar"/>
+        </w:rPr>
+        <w:t xml:space="preserve">✅ Accès direct aux DAO officiels</w:t>
+      </w:r>
+      <w:r>
         <w:br/>
       </w:r>
       <w:r>
+        <w:br/>
+      </w:r>
+      <w:r>
         <w:rPr>
           <w:rStyle w:val="VerbatimChar"/>
         </w:rPr>
-        <w:t xml:space="preserve">Idéal pour : BTP, fournitures, services, consulting. Abonnement dès 10 000 FCFA/mois sans engagement.</w:t>
+        <w:t xml:space="preserve">Secteurs : BTP, fournitures, services, consulting. Abonnement dès 10 000 FCFA/mois.</w:t>
       </w:r>
       <w:r>
         <w:br/>
@@ -421,7 +430,7 @@
         <w:rPr>
           <w:rStyle w:val="VerbatimChar"/>
         </w:rPr>
-        <w:t xml:space="preserve">Créez votre compte gratuit sur alertemarche.com et recevez vos premières alertes en 5 minutes. Ne ratez plus aucune opportunité au Bénin !</w:t>
+        <w:t xml:space="preserve">Ne ratez plus aucun marché public au Bénin ! Inscription gratuite sur alertemarche.com.</w:t>
       </w:r>
     </w:p>
     <w:bookmarkEnd w:id="21"/>
@@ -977,7 +986,7 @@
         <w:rPr>
           <w:rStyle w:val="VerbatimChar"/>
         </w:rPr>
-        <w:t xml:space="preserve">AlerteMarché centralise tous les appels d'offres et marchés publics du Togo en une seule plateforme. Recevez par e-mail uniquement les opportunités correspondant à votre secteur, dès leur publication officielle.</w:t>
+        <w:t xml:space="preserve">Appels d'offres Togo — AlerteMarché centralise tous les marchés publics du Togo (Lomé, Kara, Sokodé). Recevez par e-mail les appels d'offres de votre secteur, dès leur publication sur l'ARMP Togo, DNCCP et ARCOP.</w:t>
       </w:r>
       <w:r>
         <w:br/>
@@ -989,7 +998,7 @@
         <w:rPr>
           <w:rStyle w:val="VerbatimChar"/>
         </w:rPr>
-        <w:t xml:space="preserve">✅ Sources officielles : ARMP Togo, DNCCP, portails nationaux</w:t>
+        <w:t xml:space="preserve">✅ Alertes appels d'offres Togo en temps réel</w:t>
       </w:r>
       <w:r>
         <w:br/>
@@ -998,7 +1007,7 @@
         <w:rPr>
           <w:rStyle w:val="VerbatimChar"/>
         </w:rPr>
-        <w:t xml:space="preserve">✅ Marchés publics + privés (PNUD, BAD, Banque Mondiale, ONG)</w:t>
+        <w:t xml:space="preserve">✅ Marchés publics + privés (PNUD, Banque Mondiale, BAD, ONG)</w:t>
       </w:r>
       <w:r>
         <w:br/>
@@ -1007,7 +1016,7 @@
         <w:rPr>
           <w:rStyle w:val="VerbatimChar"/>
         </w:rPr>
-        <w:t xml:space="preserve">✅ Alertes en temps réel par e-mail</w:t>
+        <w:t xml:space="preserve">✅ Veille automatique des marchés publics Togo</w:t>
       </w:r>
       <w:r>
         <w:br/>
@@ -1025,7 +1034,7 @@
         <w:rPr>
           <w:rStyle w:val="VerbatimChar"/>
         </w:rPr>
-        <w:t xml:space="preserve">✅ Accès direct aux documents officiels (DAO)</w:t>
+        <w:t xml:space="preserve">✅ Accès direct aux dossiers officiels (DAO)</w:t>
       </w:r>
       <w:r>
         <w:br/>
@@ -1037,7 +1046,7 @@
         <w:rPr>
           <w:rStyle w:val="VerbatimChar"/>
         </w:rPr>
-        <w:t xml:space="preserve">Secteurs couverts : BTP, fournitures, services, consulting, équipements. Dès 10 000 FCFA/mois sans engagement.</w:t>
+        <w:t xml:space="preserve">Secteurs : BTP, fournitures, services, consulting. Abonnement dès 10 000 FCFA/mois.</w:t>
       </w:r>
       <w:r>
         <w:br/>
@@ -1049,7 +1058,7 @@
         <w:rPr>
           <w:rStyle w:val="VerbatimChar"/>
         </w:rPr>
-        <w:t xml:space="preserve">Inscrivez-vous gratuitement sur alertemarche.com et ne manquez plus aucune opportunité au Togo. Veille automatique 24h/24 !</w:t>
+        <w:t xml:space="preserve">Ne ratez plus aucun marché public au Togo ! Inscription gratuite sur alertemarche.com.</w:t>
       </w:r>
     </w:p>
     <w:bookmarkEnd w:id="27"/>
@@ -1605,7 +1614,7 @@
         <w:rPr>
           <w:rStyle w:val="VerbatimChar"/>
         </w:rPr>
-        <w:t xml:space="preserve">AlerteMarché est la plateforme de référence pour suivre les appels d'offres en Côte d'Ivoire. Nous collectons automatiquement les opportunités des sources officielles (ANRMP, DGMP, marchés-publics.ci) et vous les envoyons par e-mail.</w:t>
+        <w:t xml:space="preserve">Appels d'offres Côte d'Ivoire — AlerteMarché centralise tous les marchés publics de Côte d'Ivoire (Abidjan, Bouaké, San-Pédro). Recevez par e-mail les appels d'offres de votre secteur, dès leur publication sur l'ANRMP, DGMP et marches-publics.ci.</w:t>
       </w:r>
       <w:r>
         <w:br/>
@@ -1617,7 +1626,7 @@
         <w:rPr>
           <w:rStyle w:val="VerbatimChar"/>
         </w:rPr>
-        <w:t xml:space="preserve">✅ Alertes e-mail personnalisées selon votre secteur</w:t>
+        <w:t xml:space="preserve">✅ Alertes appels d'offres Côte d'Ivoire en temps réel</w:t>
       </w:r>
       <w:r>
         <w:br/>
@@ -1626,7 +1635,7 @@
         <w:rPr>
           <w:rStyle w:val="VerbatimChar"/>
         </w:rPr>
-        <w:t xml:space="preserve">✅ Marchés publics + privés (Banque Mondiale, PNUD, BAD, ONG)</w:t>
+        <w:t xml:space="preserve">✅ Marchés publics + privés (PNUD, Banque Mondiale, BAD, ONG)</w:t>
       </w:r>
       <w:r>
         <w:br/>
@@ -1635,7 +1644,7 @@
         <w:rPr>
           <w:rStyle w:val="VerbatimChar"/>
         </w:rPr>
-        <w:t xml:space="preserve">✅ Analyse IA : résumés structurés de chaque appel d'offres</w:t>
+        <w:t xml:space="preserve">✅ Veille automatique des marchés publics Côte d'Ivoire</w:t>
       </w:r>
       <w:r>
         <w:br/>
@@ -1644,19 +1653,28 @@
         <w:rPr>
           <w:rStyle w:val="VerbatimChar"/>
         </w:rPr>
-        <w:t xml:space="preserve">✅ Lien direct vers les dossiers officiels (DAO)</w:t>
+        <w:t xml:space="preserve">✅ Résumés IA pour gagner du temps</w:t>
       </w:r>
       <w:r>
         <w:br/>
       </w:r>
       <w:r>
+        <w:rPr>
+          <w:rStyle w:val="VerbatimChar"/>
+        </w:rPr>
+        <w:t xml:space="preserve">✅ Accès direct aux DAO officiels</w:t>
+      </w:r>
+      <w:r>
         <w:br/>
       </w:r>
       <w:r>
+        <w:br/>
+      </w:r>
+      <w:r>
         <w:rPr>
           <w:rStyle w:val="VerbatimChar"/>
         </w:rPr>
-        <w:t xml:space="preserve">Domaines : BTP, fournitures, services, consulting, infrastructures. Abonnement dès 10 000 FCFA/mois sans engagement.</w:t>
+        <w:t xml:space="preserve">Secteurs : BTP, fournitures, services, infrastructures. Abonnement dès 10 000 FCFA/mois.</w:t>
       </w:r>
       <w:r>
         <w:br/>
@@ -1668,7 +1686,7 @@
         <w:rPr>
           <w:rStyle w:val="VerbatimChar"/>
         </w:rPr>
-        <w:t xml:space="preserve">Créez votre compte gratuit sur alertemarche.com. Veille 24h/24, ne ratez plus aucune opportunité en Côte d'Ivoire !</w:t>
+        <w:t xml:space="preserve">Ne ratez plus aucun marché public en Côte d'Ivoire ! Inscription gratuite sur alertemarche.com.</w:t>
       </w:r>
     </w:p>
     <w:bookmarkEnd w:id="33"/>
@@ -2224,7 +2242,7 @@
         <w:rPr>
           <w:rStyle w:val="VerbatimChar"/>
         </w:rPr>
-        <w:t xml:space="preserve">AlerteMarché centralise tous les appels d'offres du Sénégal : marchés publics (ARMP, DCMP, marchés-publics.sn) et marchés privés (PNUD, BAD, Banque Mondiale, ONG). Recevez par e-mail uniquement les opportunités de votre secteur.</w:t>
+        <w:t xml:space="preserve">Appels d'offres Sénégal — AlerteMarché centralise tous les marchés publics du Sénégal (Dakar, Thiès, Saint-Louis). Recevez par e-mail les appels d'offres de votre secteur, dès leur publication sur l'ARMP Sénégal, DCMP et marches-publics.sn.</w:t>
       </w:r>
       <w:r>
         <w:br/>
@@ -2236,7 +2254,7 @@
         <w:rPr>
           <w:rStyle w:val="VerbatimChar"/>
         </w:rPr>
-        <w:t xml:space="preserve">✅ Veille automatique 24h/24 depuis les sources officielles</w:t>
+        <w:t xml:space="preserve">✅ Alertes appels d'offres Sénégal en temps réel</w:t>
       </w:r>
       <w:r>
         <w:br/>
@@ -2245,7 +2263,7 @@
         <w:rPr>
           <w:rStyle w:val="VerbatimChar"/>
         </w:rPr>
-        <w:t xml:space="preserve">✅ Alertes e-mail personnalisées en temps réel</w:t>
+        <w:t xml:space="preserve">✅ Marchés publics + privés (PNUD, Banque Mondiale, BAD, ONG)</w:t>
       </w:r>
       <w:r>
         <w:br/>
@@ -2254,7 +2272,7 @@
         <w:rPr>
           <w:rStyle w:val="VerbatimChar"/>
         </w:rPr>
-        <w:t xml:space="preserve">✅ Marchés publics + privés (ONG, bailleurs internationaux)</w:t>
+        <w:t xml:space="preserve">✅ Veille automatique des marchés publics Sénégal</w:t>
       </w:r>
       <w:r>
         <w:br/>
@@ -2263,7 +2281,7 @@
         <w:rPr>
           <w:rStyle w:val="VerbatimChar"/>
         </w:rPr>
-        <w:t xml:space="preserve">✅ Résumés IA de chaque appel d'offres</w:t>
+        <w:t xml:space="preserve">✅ Résumés IA pour gagner du temps</w:t>
       </w:r>
       <w:r>
         <w:br/>
@@ -2272,7 +2290,7 @@
         <w:rPr>
           <w:rStyle w:val="VerbatimChar"/>
         </w:rPr>
-        <w:t xml:space="preserve">✅ Redirection directe vers les documents officiels (DAO)</w:t>
+        <w:t xml:space="preserve">✅ Accès direct aux DAO officiels</w:t>
       </w:r>
       <w:r>
         <w:br/>
@@ -2284,7 +2302,7 @@
         <w:rPr>
           <w:rStyle w:val="VerbatimChar"/>
         </w:rPr>
-        <w:t xml:space="preserve">Secteurs : BTP, fournitures, services, consulting, santé, éducation. Dès 10 000 FCFA/mois sans engagement.</w:t>
+        <w:t xml:space="preserve">Secteurs : BTP, fournitures, services, santé, éducation. Abonnement dès 10 000 FCFA/mois.</w:t>
       </w:r>
       <w:r>
         <w:br/>
@@ -2296,7 +2314,7 @@
         <w:rPr>
           <w:rStyle w:val="VerbatimChar"/>
         </w:rPr>
-        <w:t xml:space="preserve">Inscrivez-vous gratuitement sur alertemarche.com. Ne manquez plus aucune opportunité au Sénégal !</w:t>
+        <w:t xml:space="preserve">Ne ratez plus aucun marché public au Sénégal ! Inscription gratuite sur alertemarche.com.</w:t>
       </w:r>
     </w:p>
     <w:bookmarkEnd w:id="39"/>
